--- a/docs/er/worksheets/worksheet-guiado-3-refeicoes-solucao.docx
+++ b/docs/er/worksheets/worksheet-guiado-3-refeicoes-solucao.docx
@@ -2157,7 +2157,7 @@
           <w:sz w:val="28"/>
           <w:szCs w:val="28"/>
         </w:rPr>
-        <w:t xml:space="preserve">Fase 5 — Determinar tabelas (abordagem intuitiva)</w:t>
+        <w:t xml:space="preserve">Fase 5 — Determinar tabelas (aplicar regras de construção)</w:t>
       </w:r>
     </w:p>
     <w:p>
@@ -2165,7 +2165,7 @@
         <w:spacing w:after="80"/>
       </w:pPr>
       <w:r>
-        <w:t xml:space="preserve">Solução passo-a-passo para cada relação, seguindo o método: (A) tentativa com dados; (B) observação; (C) decisão; (D) nome da regra.</w:t>
+        <w:t xml:space="preserve">Solução detalhada para cada relação, identificando a cardinalidade, a participação, a regra aplicável e as tabelas resultantes.</w:t>
       </w:r>
     </w:p>
     <w:p>
@@ -2189,28 +2189,7 @@
           <w:sz w:val="22"/>
           <w:szCs w:val="22"/>
         </w:rPr>
-        <w:t xml:space="preserve">  Relação: Utente ↔ Refeição (M:N)</w:t>
-      </w:r>
-    </w:p>
-    <w:p>
-      <w:pPr>
-        <w:spacing w:after="80"/>
-      </w:pPr>
-      <w:r>
-        <w:rPr>
-          <w:b/>
-          <w:bCs/>
-          <w:sz w:val="20"/>
-          <w:szCs w:val="20"/>
-        </w:rPr>
-        <w:t xml:space="preserve">Passo A — Tentativa: </w:t>
-      </w:r>
-      <w:r>
-        <w:rPr>
-          <w:sz w:val="20"/>
-          <w:szCs w:val="20"/>
-        </w:rPr>
-        <w:t xml:space="preserve">Colocar codUtente na tabela REFEIÇÃO:</w:t>
+        <w:t xml:space="preserve">  Relação: Utente ↔ Refeição (N:M)</w:t>
       </w:r>
     </w:p>
     <w:tbl>
@@ -2226,10 +2205,11 @@
         </w:tblBorders>
       </w:tblPr>
       <w:tblGrid>
-        <w:gridCol w:w="2410"/>
-        <w:gridCol w:w="2410"/>
-        <w:gridCol w:w="2409"/>
-        <w:gridCol w:w="2409"/>
+        <w:gridCol w:w="1600"/>
+        <w:gridCol w:w="2600"/>
+        <w:gridCol w:w="1600"/>
+        <w:gridCol w:w="1400"/>
+        <w:gridCol w:w="2438"/>
       </w:tblGrid>
       <w:tr>
         <w:trPr>
@@ -2237,7 +2217,7 @@
         </w:trPr>
         <w:tc>
           <w:tcPr>
-            <w:tcW w:type="dxa" w:w="2410"/>
+            <w:tcW w:type="dxa" w:w="1600"/>
             <w:tcBorders>
               <w:top w:val="single" w:color="AAAAAA" w:sz="4"/>
               <w:left w:val="single" w:color="AAAAAA" w:sz="4"/>
@@ -2261,13 +2241,13 @@
                 <w:sz w:val="20"/>
                 <w:szCs w:val="20"/>
               </w:rPr>
-              <w:t xml:space="preserve">codRefeicao</w:t>
-            </w:r>
-          </w:p>
-        </w:tc>
-        <w:tc>
-          <w:tcPr>
-            <w:tcW w:type="dxa" w:w="2410"/>
+              <w:t xml:space="preserve">Cardinalidade</w:t>
+            </w:r>
+          </w:p>
+        </w:tc>
+        <w:tc>
+          <w:tcPr>
+            <w:tcW w:type="dxa" w:w="2600"/>
             <w:tcBorders>
               <w:top w:val="single" w:color="AAAAAA" w:sz="4"/>
               <w:left w:val="single" w:color="AAAAAA" w:sz="4"/>
@@ -2291,13 +2271,13 @@
                 <w:sz w:val="20"/>
                 <w:szCs w:val="20"/>
               </w:rPr>
-              <w:t xml:space="preserve">data</w:t>
-            </w:r>
-          </w:p>
-        </w:tc>
-        <w:tc>
-          <w:tcPr>
-            <w:tcW w:type="dxa" w:w="2409"/>
+              <w:t xml:space="preserve">Participação</w:t>
+            </w:r>
+          </w:p>
+        </w:tc>
+        <w:tc>
+          <w:tcPr>
+            <w:tcW w:type="dxa" w:w="1600"/>
             <w:tcBorders>
               <w:top w:val="single" w:color="AAAAAA" w:sz="4"/>
               <w:left w:val="single" w:color="AAAAAA" w:sz="4"/>
@@ -2321,13 +2301,13 @@
                 <w:sz w:val="20"/>
                 <w:szCs w:val="20"/>
               </w:rPr>
-              <w:t xml:space="preserve">tipo</w:t>
-            </w:r>
-          </w:p>
-        </w:tc>
-        <w:tc>
-          <w:tcPr>
-            <w:tcW w:type="dxa" w:w="2409"/>
+              <w:t xml:space="preserve">Regra aplicável</w:t>
+            </w:r>
+          </w:p>
+        </w:tc>
+        <w:tc>
+          <w:tcPr>
+            <w:tcW w:type="dxa" w:w="1400"/>
             <w:tcBorders>
               <w:top w:val="single" w:color="AAAAAA" w:sz="4"/>
               <w:left w:val="single" w:color="AAAAAA" w:sz="4"/>
@@ -2351,7 +2331,37 @@
                 <w:sz w:val="20"/>
                 <w:szCs w:val="20"/>
               </w:rPr>
-              <w:t xml:space="preserve">codUtente</w:t>
+              <w:t xml:space="preserve">Nº tabelas</w:t>
+            </w:r>
+          </w:p>
+        </w:tc>
+        <w:tc>
+          <w:tcPr>
+            <w:tcW w:type="dxa" w:w="2438"/>
+            <w:tcBorders>
+              <w:top w:val="single" w:color="AAAAAA" w:sz="4"/>
+              <w:left w:val="single" w:color="AAAAAA" w:sz="4"/>
+              <w:bottom w:val="single" w:color="AAAAAA" w:sz="4"/>
+              <w:right w:val="single" w:color="AAAAAA" w:sz="4"/>
+            </w:tcBorders>
+            <w:shd w:fill="1F3864" w:val="clear"/>
+            <w:tcMar>
+              <w:top w:type="dxa" w:w="80"/>
+              <w:left w:type="dxa" w:w="120"/>
+              <w:bottom w:type="dxa" w:w="80"/>
+              <w:right w:type="dxa" w:w="120"/>
+            </w:tcMar>
+          </w:tcPr>
+          <w:p>
+            <w:r>
+              <w:rPr>
+                <w:b/>
+                <w:bCs/>
+                <w:color w:val="FFFFFF"/>
+                <w:sz w:val="20"/>
+                <w:szCs w:val="20"/>
+              </w:rPr>
+              <w:t xml:space="preserve">Onde fica a FK</w:t>
             </w:r>
           </w:p>
         </w:tc>
@@ -2359,317 +2369,131 @@
       <w:tr>
         <w:tc>
           <w:tcPr>
-            <w:tcW w:type="dxa" w:w="2410"/>
-            <w:tcBorders>
-              <w:top w:val="single" w:color="AAAAAA" w:sz="4"/>
-              <w:left w:val="single" w:color="AAAAAA" w:sz="4"/>
-              <w:bottom w:val="single" w:color="AAAAAA" w:sz="4"/>
-              <w:right w:val="single" w:color="AAAAAA" w:sz="4"/>
-            </w:tcBorders>
-            <w:tcMar>
-              <w:top w:type="dxa" w:w="80"/>
-              <w:left w:type="dxa" w:w="120"/>
-              <w:bottom w:type="dxa" w:w="80"/>
-              <w:right w:type="dxa" w:w="120"/>
-            </w:tcMar>
-          </w:tcPr>
-          <w:p>
-            <w:r>
-              <w:rPr>
-                <w:sz w:val="20"/>
-                <w:szCs w:val="20"/>
-              </w:rPr>
-              <w:t xml:space="preserve">R-001</w:t>
-            </w:r>
-          </w:p>
-        </w:tc>
-        <w:tc>
-          <w:tcPr>
-            <w:tcW w:type="dxa" w:w="2410"/>
-            <w:tcBorders>
-              <w:top w:val="single" w:color="AAAAAA" w:sz="4"/>
-              <w:left w:val="single" w:color="AAAAAA" w:sz="4"/>
-              <w:bottom w:val="single" w:color="AAAAAA" w:sz="4"/>
-              <w:right w:val="single" w:color="AAAAAA" w:sz="4"/>
-            </w:tcBorders>
-            <w:tcMar>
-              <w:top w:type="dxa" w:w="80"/>
-              <w:left w:type="dxa" w:w="120"/>
-              <w:bottom w:type="dxa" w:w="80"/>
-              <w:right w:type="dxa" w:w="120"/>
-            </w:tcMar>
-          </w:tcPr>
-          <w:p>
-            <w:r>
-              <w:rPr>
-                <w:sz w:val="20"/>
-                <w:szCs w:val="20"/>
-              </w:rPr>
-              <w:t xml:space="preserve">2025-04-15</w:t>
-            </w:r>
-          </w:p>
-        </w:tc>
-        <w:tc>
-          <w:tcPr>
-            <w:tcW w:type="dxa" w:w="2409"/>
-            <w:tcBorders>
-              <w:top w:val="single" w:color="AAAAAA" w:sz="4"/>
-              <w:left w:val="single" w:color="AAAAAA" w:sz="4"/>
-              <w:bottom w:val="single" w:color="AAAAAA" w:sz="4"/>
-              <w:right w:val="single" w:color="AAAAAA" w:sz="4"/>
-            </w:tcBorders>
-            <w:tcMar>
-              <w:top w:type="dxa" w:w="80"/>
-              <w:left w:type="dxa" w:w="120"/>
-              <w:bottom w:type="dxa" w:w="80"/>
-              <w:right w:type="dxa" w:w="120"/>
-            </w:tcMar>
-          </w:tcPr>
-          <w:p>
-            <w:r>
-              <w:rPr>
-                <w:sz w:val="20"/>
-                <w:szCs w:val="20"/>
-              </w:rPr>
-              <w:t xml:space="preserve">Almoço</w:t>
-            </w:r>
-          </w:p>
-        </w:tc>
-        <w:tc>
-          <w:tcPr>
-            <w:tcW w:type="dxa" w:w="2409"/>
-            <w:tcBorders>
-              <w:top w:val="single" w:color="AAAAAA" w:sz="4"/>
-              <w:left w:val="single" w:color="AAAAAA" w:sz="4"/>
-              <w:bottom w:val="single" w:color="AAAAAA" w:sz="4"/>
-              <w:right w:val="single" w:color="AAAAAA" w:sz="4"/>
-            </w:tcBorders>
-            <w:tcMar>
-              <w:top w:type="dxa" w:w="80"/>
-              <w:left w:type="dxa" w:w="120"/>
-              <w:bottom w:type="dxa" w:w="80"/>
-              <w:right w:type="dxa" w:w="120"/>
-            </w:tcMar>
-          </w:tcPr>
-          <w:p>
-            <w:r>
-              <w:rPr>
-                <w:sz w:val="20"/>
-                <w:szCs w:val="20"/>
-              </w:rPr>
-              <w:t xml:space="preserve">50</w:t>
-            </w:r>
-          </w:p>
-        </w:tc>
-      </w:tr>
-      <w:tr>
-        <w:tc>
-          <w:tcPr>
-            <w:tcW w:type="dxa" w:w="2410"/>
-            <w:tcBorders>
-              <w:top w:val="single" w:color="AAAAAA" w:sz="4"/>
-              <w:left w:val="single" w:color="AAAAAA" w:sz="4"/>
-              <w:bottom w:val="single" w:color="AAAAAA" w:sz="4"/>
-              <w:right w:val="single" w:color="AAAAAA" w:sz="4"/>
-            </w:tcBorders>
-            <w:tcMar>
-              <w:top w:type="dxa" w:w="80"/>
-              <w:left w:type="dxa" w:w="120"/>
-              <w:bottom w:type="dxa" w:w="80"/>
-              <w:right w:type="dxa" w:w="120"/>
-            </w:tcMar>
-          </w:tcPr>
-          <w:p>
-            <w:r>
-              <w:rPr>
-                <w:sz w:val="20"/>
-                <w:szCs w:val="20"/>
-              </w:rPr>
-              <w:t xml:space="preserve">R-001</w:t>
-            </w:r>
-          </w:p>
-        </w:tc>
-        <w:tc>
-          <w:tcPr>
-            <w:tcW w:type="dxa" w:w="2410"/>
-            <w:tcBorders>
-              <w:top w:val="single" w:color="AAAAAA" w:sz="4"/>
-              <w:left w:val="single" w:color="AAAAAA" w:sz="4"/>
-              <w:bottom w:val="single" w:color="AAAAAA" w:sz="4"/>
-              <w:right w:val="single" w:color="AAAAAA" w:sz="4"/>
-            </w:tcBorders>
-            <w:tcMar>
-              <w:top w:type="dxa" w:w="80"/>
-              <w:left w:type="dxa" w:w="120"/>
-              <w:bottom w:type="dxa" w:w="80"/>
-              <w:right w:type="dxa" w:w="120"/>
-            </w:tcMar>
-          </w:tcPr>
-          <w:p>
-            <w:r>
-              <w:rPr>
-                <w:sz w:val="20"/>
-                <w:szCs w:val="20"/>
-              </w:rPr>
-              <w:t xml:space="preserve">2025-04-15</w:t>
-            </w:r>
-          </w:p>
-        </w:tc>
-        <w:tc>
-          <w:tcPr>
-            <w:tcW w:type="dxa" w:w="2409"/>
-            <w:tcBorders>
-              <w:top w:val="single" w:color="AAAAAA" w:sz="4"/>
-              <w:left w:val="single" w:color="AAAAAA" w:sz="4"/>
-              <w:bottom w:val="single" w:color="AAAAAA" w:sz="4"/>
-              <w:right w:val="single" w:color="AAAAAA" w:sz="4"/>
-            </w:tcBorders>
-            <w:tcMar>
-              <w:top w:type="dxa" w:w="80"/>
-              <w:left w:type="dxa" w:w="120"/>
-              <w:bottom w:type="dxa" w:w="80"/>
-              <w:right w:type="dxa" w:w="120"/>
-            </w:tcMar>
-          </w:tcPr>
-          <w:p>
-            <w:r>
-              <w:rPr>
-                <w:sz w:val="20"/>
-                <w:szCs w:val="20"/>
-              </w:rPr>
-              <w:t xml:space="preserve">Almoço</w:t>
-            </w:r>
-          </w:p>
-        </w:tc>
-        <w:tc>
-          <w:tcPr>
-            <w:tcW w:type="dxa" w:w="2409"/>
-            <w:tcBorders>
-              <w:top w:val="single" w:color="AAAAAA" w:sz="4"/>
-              <w:left w:val="single" w:color="AAAAAA" w:sz="4"/>
-              <w:bottom w:val="single" w:color="AAAAAA" w:sz="4"/>
-              <w:right w:val="single" w:color="AAAAAA" w:sz="4"/>
-            </w:tcBorders>
-            <w:tcMar>
-              <w:top w:type="dxa" w:w="80"/>
-              <w:left w:type="dxa" w:w="120"/>
-              <w:bottom w:type="dxa" w:w="80"/>
-              <w:right w:type="dxa" w:w="120"/>
-            </w:tcMar>
-          </w:tcPr>
-          <w:p>
-            <w:r>
-              <w:rPr>
-                <w:sz w:val="20"/>
-                <w:szCs w:val="20"/>
-              </w:rPr>
-              <w:t xml:space="preserve">51</w:t>
-            </w:r>
-          </w:p>
-        </w:tc>
-      </w:tr>
-      <w:tr>
-        <w:tc>
-          <w:tcPr>
-            <w:tcW w:type="dxa" w:w="2410"/>
-            <w:tcBorders>
-              <w:top w:val="single" w:color="AAAAAA" w:sz="4"/>
-              <w:left w:val="single" w:color="AAAAAA" w:sz="4"/>
-              <w:bottom w:val="single" w:color="AAAAAA" w:sz="4"/>
-              <w:right w:val="single" w:color="AAAAAA" w:sz="4"/>
-            </w:tcBorders>
-            <w:tcMar>
-              <w:top w:type="dxa" w:w="80"/>
-              <w:left w:type="dxa" w:w="120"/>
-              <w:bottom w:type="dxa" w:w="80"/>
-              <w:right w:type="dxa" w:w="120"/>
-            </w:tcMar>
-          </w:tcPr>
-          <w:p>
-            <w:r>
-              <w:rPr>
-                <w:sz w:val="20"/>
-                <w:szCs w:val="20"/>
-              </w:rPr>
-              <w:t xml:space="preserve">R-001</w:t>
-            </w:r>
-          </w:p>
-        </w:tc>
-        <w:tc>
-          <w:tcPr>
-            <w:tcW w:type="dxa" w:w="2410"/>
-            <w:tcBorders>
-              <w:top w:val="single" w:color="AAAAAA" w:sz="4"/>
-              <w:left w:val="single" w:color="AAAAAA" w:sz="4"/>
-              <w:bottom w:val="single" w:color="AAAAAA" w:sz="4"/>
-              <w:right w:val="single" w:color="AAAAAA" w:sz="4"/>
-            </w:tcBorders>
-            <w:tcMar>
-              <w:top w:type="dxa" w:w="80"/>
-              <w:left w:type="dxa" w:w="120"/>
-              <w:bottom w:type="dxa" w:w="80"/>
-              <w:right w:type="dxa" w:w="120"/>
-            </w:tcMar>
-          </w:tcPr>
-          <w:p>
-            <w:r>
-              <w:rPr>
-                <w:sz w:val="20"/>
-                <w:szCs w:val="20"/>
-              </w:rPr>
-              <w:t xml:space="preserve">2025-04-15</w:t>
-            </w:r>
-          </w:p>
-        </w:tc>
-        <w:tc>
-          <w:tcPr>
-            <w:tcW w:type="dxa" w:w="2409"/>
-            <w:tcBorders>
-              <w:top w:val="single" w:color="AAAAAA" w:sz="4"/>
-              <w:left w:val="single" w:color="AAAAAA" w:sz="4"/>
-              <w:bottom w:val="single" w:color="AAAAAA" w:sz="4"/>
-              <w:right w:val="single" w:color="AAAAAA" w:sz="4"/>
-            </w:tcBorders>
-            <w:tcMar>
-              <w:top w:type="dxa" w:w="80"/>
-              <w:left w:type="dxa" w:w="120"/>
-              <w:bottom w:type="dxa" w:w="80"/>
-              <w:right w:type="dxa" w:w="120"/>
-            </w:tcMar>
-          </w:tcPr>
-          <w:p>
-            <w:r>
-              <w:rPr>
-                <w:sz w:val="20"/>
-                <w:szCs w:val="20"/>
-              </w:rPr>
-              <w:t xml:space="preserve">Almoço</w:t>
-            </w:r>
-          </w:p>
-        </w:tc>
-        <w:tc>
-          <w:tcPr>
-            <w:tcW w:type="dxa" w:w="2409"/>
-            <w:tcBorders>
-              <w:top w:val="single" w:color="AAAAAA" w:sz="4"/>
-              <w:left w:val="single" w:color="AAAAAA" w:sz="4"/>
-              <w:bottom w:val="single" w:color="AAAAAA" w:sz="4"/>
-              <w:right w:val="single" w:color="AAAAAA" w:sz="4"/>
-            </w:tcBorders>
-            <w:tcMar>
-              <w:top w:type="dxa" w:w="80"/>
-              <w:left w:type="dxa" w:w="120"/>
-              <w:bottom w:type="dxa" w:w="80"/>
-              <w:right w:type="dxa" w:w="120"/>
-            </w:tcMar>
-          </w:tcPr>
-          <w:p>
-            <w:r>
-              <w:rPr>
-                <w:sz w:val="20"/>
-                <w:szCs w:val="20"/>
-              </w:rPr>
-              <w:t xml:space="preserve">52</w:t>
+            <w:tcW w:type="dxa" w:w="1600"/>
+            <w:tcBorders>
+              <w:top w:val="single" w:color="AAAAAA" w:sz="4"/>
+              <w:left w:val="single" w:color="AAAAAA" w:sz="4"/>
+              <w:bottom w:val="single" w:color="AAAAAA" w:sz="4"/>
+              <w:right w:val="single" w:color="AAAAAA" w:sz="4"/>
+            </w:tcBorders>
+            <w:tcMar>
+              <w:top w:type="dxa" w:w="80"/>
+              <w:left w:type="dxa" w:w="120"/>
+              <w:bottom w:type="dxa" w:w="80"/>
+              <w:right w:type="dxa" w:w="120"/>
+            </w:tcMar>
+          </w:tcPr>
+          <w:p>
+            <w:r>
+              <w:rPr>
+                <w:sz w:val="20"/>
+                <w:szCs w:val="20"/>
+              </w:rPr>
+              <w:t xml:space="preserve">N:M</w:t>
+            </w:r>
+          </w:p>
+        </w:tc>
+        <w:tc>
+          <w:tcPr>
+            <w:tcW w:type="dxa" w:w="2600"/>
+            <w:tcBorders>
+              <w:top w:val="single" w:color="AAAAAA" w:sz="4"/>
+              <w:left w:val="single" w:color="AAAAAA" w:sz="4"/>
+              <w:bottom w:val="single" w:color="AAAAAA" w:sz="4"/>
+              <w:right w:val="single" w:color="AAAAAA" w:sz="4"/>
+            </w:tcBorders>
+            <w:tcMar>
+              <w:top w:type="dxa" w:w="80"/>
+              <w:left w:type="dxa" w:w="120"/>
+              <w:bottom w:type="dxa" w:w="80"/>
+              <w:right w:type="dxa" w:w="120"/>
+            </w:tcMar>
+          </w:tcPr>
+          <w:p>
+            <w:r>
+              <w:rPr>
+                <w:sz w:val="20"/>
+                <w:szCs w:val="20"/>
+              </w:rPr>
+              <w:t xml:space="preserve">Obrig. no Utente; indiferente</w:t>
+            </w:r>
+          </w:p>
+        </w:tc>
+        <w:tc>
+          <w:tcPr>
+            <w:tcW w:type="dxa" w:w="1600"/>
+            <w:tcBorders>
+              <w:top w:val="single" w:color="AAAAAA" w:sz="4"/>
+              <w:left w:val="single" w:color="AAAAAA" w:sz="4"/>
+              <w:bottom w:val="single" w:color="AAAAAA" w:sz="4"/>
+              <w:right w:val="single" w:color="AAAAAA" w:sz="4"/>
+            </w:tcBorders>
+            <w:tcMar>
+              <w:top w:type="dxa" w:w="80"/>
+              <w:left w:type="dxa" w:w="120"/>
+              <w:bottom w:type="dxa" w:w="80"/>
+              <w:right w:type="dxa" w:w="120"/>
+            </w:tcMar>
+          </w:tcPr>
+          <w:p>
+            <w:r>
+              <w:rPr>
+                <w:sz w:val="20"/>
+                <w:szCs w:val="20"/>
+              </w:rPr>
+              <w:t xml:space="preserve">Regra 6</w:t>
+            </w:r>
+          </w:p>
+        </w:tc>
+        <w:tc>
+          <w:tcPr>
+            <w:tcW w:type="dxa" w:w="1400"/>
+            <w:tcBorders>
+              <w:top w:val="single" w:color="AAAAAA" w:sz="4"/>
+              <w:left w:val="single" w:color="AAAAAA" w:sz="4"/>
+              <w:bottom w:val="single" w:color="AAAAAA" w:sz="4"/>
+              <w:right w:val="single" w:color="AAAAAA" w:sz="4"/>
+            </w:tcBorders>
+            <w:tcMar>
+              <w:top w:type="dxa" w:w="80"/>
+              <w:left w:type="dxa" w:w="120"/>
+              <w:bottom w:type="dxa" w:w="80"/>
+              <w:right w:type="dxa" w:w="120"/>
+            </w:tcMar>
+          </w:tcPr>
+          <w:p>
+            <w:r>
+              <w:rPr>
+                <w:sz w:val="20"/>
+                <w:szCs w:val="20"/>
+              </w:rPr>
+              <w:t xml:space="preserve">3</w:t>
+            </w:r>
+          </w:p>
+        </w:tc>
+        <w:tc>
+          <w:tcPr>
+            <w:tcW w:type="dxa" w:w="2438"/>
+            <w:tcBorders>
+              <w:top w:val="single" w:color="AAAAAA" w:sz="4"/>
+              <w:left w:val="single" w:color="AAAAAA" w:sz="4"/>
+              <w:bottom w:val="single" w:color="AAAAAA" w:sz="4"/>
+              <w:right w:val="single" w:color="AAAAAA" w:sz="4"/>
+            </w:tcBorders>
+            <w:tcMar>
+              <w:top w:type="dxa" w:w="80"/>
+              <w:left w:type="dxa" w:w="120"/>
+              <w:bottom w:type="dxa" w:w="80"/>
+              <w:right w:type="dxa" w:w="120"/>
+            </w:tcMar>
+          </w:tcPr>
+          <w:p>
+            <w:r>
+              <w:rPr>
+                <w:sz w:val="20"/>
+                <w:szCs w:val="20"/>
+              </w:rPr>
+              <w:t xml:space="preserve">Tabela da relação com ambas as PKs</w:t>
             </w:r>
           </w:p>
         </w:tc>
@@ -2677,15 +2501,15 @@
     </w:tbl>
     <w:p>
       <w:pPr>
+        <w:spacing w:after="120"/>
+      </w:pPr>
+      <w:r>
+        <w:t xml:space="preserve"/>
+      </w:r>
+    </w:p>
+    <w:p>
+      <w:pPr>
         <w:spacing w:after="80"/>
-      </w:pPr>
-      <w:r>
-        <w:t xml:space="preserve"/>
-      </w:r>
-    </w:p>
-    <w:p>
-      <w:pPr>
-        <w:spacing w:after="60"/>
       </w:pPr>
       <w:r>
         <w:rPr>
@@ -2694,73 +2518,57 @@
           <w:sz w:val="20"/>
           <w:szCs w:val="20"/>
         </w:rPr>
-        <w:t xml:space="preserve">Passo B — Observação: </w:t>
-      </w:r>
+        <w:t xml:space="preserve">Aplicação (tabelas resultantes):</w:t>
+      </w:r>
+    </w:p>
+    <w:p>
+      <w:pPr>
+        <w:spacing w:after="60"/>
+      </w:pPr>
       <w:r>
         <w:rPr>
-          <w:sz w:val="20"/>
-          <w:szCs w:val="20"/>
-        </w:rPr>
-        <w:t xml:space="preserve">☐  Há NULLs?     </w:t>
-      </w:r>
-      <w:r>
-        <w:rPr>
-          <w:sz w:val="20"/>
-          <w:szCs w:val="20"/>
-        </w:rPr>
-        <w:t xml:space="preserve">☑  Há repetições?</w:t>
-      </w:r>
-    </w:p>
-    <w:p>
-      <w:pPr>
-        <w:spacing w:after="60"/>
-      </w:pPr>
-      <w:r>
-        <w:rPr>
-          <w:b/>
-          <w:bCs/>
-          <w:sz w:val="20"/>
-          <w:szCs w:val="20"/>
-        </w:rPr>
-        <w:t xml:space="preserve">Passo C — Decisão: </w:t>
-      </w:r>
-      <w:r>
-        <w:rPr>
-          <w:sz w:val="20"/>
-          <w:szCs w:val="20"/>
-        </w:rPr>
-        <w:t xml:space="preserve">☐  Fica assim (2 tabelas)     </w:t>
-      </w:r>
-      <w:r>
-        <w:rPr>
-          <w:sz w:val="20"/>
-          <w:szCs w:val="20"/>
-        </w:rPr>
-        <w:t xml:space="preserve">☑  Criar tabela associativa: Entrega (3 tabelas)</w:t>
-      </w:r>
-    </w:p>
-    <w:p>
-      <w:pPr>
-        <w:spacing w:after="200"/>
-      </w:pPr>
-      <w:r>
-        <w:rPr>
-          <w:b/>
-          <w:bCs/>
-          <w:sz w:val="20"/>
-          <w:szCs w:val="20"/>
-        </w:rPr>
-        <w:t xml:space="preserve">Passo D — Regra aplicada: </w:t>
-      </w:r>
-      <w:r>
-        <w:rPr>
-          <w:b/>
-          <w:bCs/>
+          <w:rFonts w:ascii="Consolas" w:cs="Consolas" w:eastAsia="Consolas" w:hAnsi="Consolas"/>
           <w:color w:val="1F3864"/>
           <w:sz w:val="20"/>
           <w:szCs w:val="20"/>
         </w:rPr>
-        <w:t xml:space="preserve">Regra 6</w:t>
+        <w:t xml:space="preserve">Utente(codUtente, nome, morada, ...)</w:t>
+      </w:r>
+    </w:p>
+    <w:p>
+      <w:pPr>
+        <w:spacing w:after="60"/>
+      </w:pPr>
+      <w:r>
+        <w:rPr>
+          <w:rFonts w:ascii="Consolas" w:cs="Consolas" w:eastAsia="Consolas" w:hAnsi="Consolas"/>
+          <w:color w:val="1F3864"/>
+          <w:sz w:val="20"/>
+          <w:szCs w:val="20"/>
+        </w:rPr>
+        <w:t xml:space="preserve">Refeicao(codRefeicao, data, tipo, ementa, calorias)</w:t>
+      </w:r>
+    </w:p>
+    <w:p>
+      <w:pPr>
+        <w:spacing w:after="60"/>
+      </w:pPr>
+      <w:r>
+        <w:rPr>
+          <w:rFonts w:ascii="Consolas" w:cs="Consolas" w:eastAsia="Consolas" w:hAnsi="Consolas"/>
+          <w:color w:val="1F3864"/>
+          <w:sz w:val="20"/>
+          <w:szCs w:val="20"/>
+        </w:rPr>
+        <w:t xml:space="preserve">Entrega(#codUtente, #codRefeicao, horaEntrega, observacoes)</w:t>
+      </w:r>
+    </w:p>
+    <w:p>
+      <w:pPr>
+        <w:spacing w:after="120"/>
+      </w:pPr>
+      <w:r>
+        <w:t xml:space="preserve"/>
       </w:r>
     </w:p>
     <w:p>
@@ -2776,28 +2584,7 @@
           <w:sz w:val="22"/>
           <w:szCs w:val="22"/>
         </w:rPr>
-        <w:t xml:space="preserve">  Relação: Voluntário → Rota (1:N)</w:t>
-      </w:r>
-    </w:p>
-    <w:p>
-      <w:pPr>
-        <w:spacing w:after="80"/>
-      </w:pPr>
-      <w:r>
-        <w:rPr>
-          <w:b/>
-          <w:bCs/>
-          <w:sz w:val="20"/>
-          <w:szCs w:val="20"/>
-        </w:rPr>
-        <w:t xml:space="preserve">Passo A — Tentativa: </w:t>
-      </w:r>
-      <w:r>
-        <w:rPr>
-          <w:sz w:val="20"/>
-          <w:szCs w:val="20"/>
-        </w:rPr>
-        <w:t xml:space="preserve">Colocar codVoluntario na tabela ROTA:</w:t>
+        <w:t xml:space="preserve">  Relação: Voluntário → Rota (1:N, obrig. lado N)</w:t>
       </w:r>
     </w:p>
     <w:tbl>
@@ -2813,10 +2600,11 @@
         </w:tblBorders>
       </w:tblPr>
       <w:tblGrid>
-        <w:gridCol w:w="2410"/>
-        <w:gridCol w:w="2410"/>
-        <w:gridCol w:w="2409"/>
-        <w:gridCol w:w="2409"/>
+        <w:gridCol w:w="1600"/>
+        <w:gridCol w:w="2600"/>
+        <w:gridCol w:w="1600"/>
+        <w:gridCol w:w="1400"/>
+        <w:gridCol w:w="2438"/>
       </w:tblGrid>
       <w:tr>
         <w:trPr>
@@ -2824,7 +2612,7 @@
         </w:trPr>
         <w:tc>
           <w:tcPr>
-            <w:tcW w:type="dxa" w:w="2410"/>
+            <w:tcW w:type="dxa" w:w="1600"/>
             <w:tcBorders>
               <w:top w:val="single" w:color="AAAAAA" w:sz="4"/>
               <w:left w:val="single" w:color="AAAAAA" w:sz="4"/>
@@ -2848,13 +2636,13 @@
                 <w:sz w:val="20"/>
                 <w:szCs w:val="20"/>
               </w:rPr>
-              <w:t xml:space="preserve">codRota</w:t>
-            </w:r>
-          </w:p>
-        </w:tc>
-        <w:tc>
-          <w:tcPr>
-            <w:tcW w:type="dxa" w:w="2410"/>
+              <w:t xml:space="preserve">Cardinalidade</w:t>
+            </w:r>
+          </w:p>
+        </w:tc>
+        <w:tc>
+          <w:tcPr>
+            <w:tcW w:type="dxa" w:w="2600"/>
             <w:tcBorders>
               <w:top w:val="single" w:color="AAAAAA" w:sz="4"/>
               <w:left w:val="single" w:color="AAAAAA" w:sz="4"/>
@@ -2878,13 +2666,13 @@
                 <w:sz w:val="20"/>
                 <w:szCs w:val="20"/>
               </w:rPr>
-              <w:t xml:space="preserve">nome</w:t>
-            </w:r>
-          </w:p>
-        </w:tc>
-        <w:tc>
-          <w:tcPr>
-            <w:tcW w:type="dxa" w:w="2409"/>
+              <w:t xml:space="preserve">Participação</w:t>
+            </w:r>
+          </w:p>
+        </w:tc>
+        <w:tc>
+          <w:tcPr>
+            <w:tcW w:type="dxa" w:w="1600"/>
             <w:tcBorders>
               <w:top w:val="single" w:color="AAAAAA" w:sz="4"/>
               <w:left w:val="single" w:color="AAAAAA" w:sz="4"/>
@@ -2908,13 +2696,13 @@
                 <w:sz w:val="20"/>
                 <w:szCs w:val="20"/>
               </w:rPr>
-              <w:t xml:space="preserve">zona</w:t>
-            </w:r>
-          </w:p>
-        </w:tc>
-        <w:tc>
-          <w:tcPr>
-            <w:tcW w:type="dxa" w:w="2409"/>
+              <w:t xml:space="preserve">Regra aplicável</w:t>
+            </w:r>
+          </w:p>
+        </w:tc>
+        <w:tc>
+          <w:tcPr>
+            <w:tcW w:type="dxa" w:w="1400"/>
             <w:tcBorders>
               <w:top w:val="single" w:color="AAAAAA" w:sz="4"/>
               <w:left w:val="single" w:color="AAAAAA" w:sz="4"/>
@@ -2938,7 +2726,37 @@
                 <w:sz w:val="20"/>
                 <w:szCs w:val="20"/>
               </w:rPr>
-              <w:t xml:space="preserve">codVoluntario</w:t>
+              <w:t xml:space="preserve">Nº tabelas</w:t>
+            </w:r>
+          </w:p>
+        </w:tc>
+        <w:tc>
+          <w:tcPr>
+            <w:tcW w:type="dxa" w:w="2438"/>
+            <w:tcBorders>
+              <w:top w:val="single" w:color="AAAAAA" w:sz="4"/>
+              <w:left w:val="single" w:color="AAAAAA" w:sz="4"/>
+              <w:bottom w:val="single" w:color="AAAAAA" w:sz="4"/>
+              <w:right w:val="single" w:color="AAAAAA" w:sz="4"/>
+            </w:tcBorders>
+            <w:shd w:fill="1F3864" w:val="clear"/>
+            <w:tcMar>
+              <w:top w:type="dxa" w:w="80"/>
+              <w:left w:type="dxa" w:w="120"/>
+              <w:bottom w:type="dxa" w:w="80"/>
+              <w:right w:type="dxa" w:w="120"/>
+            </w:tcMar>
+          </w:tcPr>
+          <w:p>
+            <w:r>
+              <w:rPr>
+                <w:b/>
+                <w:bCs/>
+                <w:color w:val="FFFFFF"/>
+                <w:sz w:val="20"/>
+                <w:szCs w:val="20"/>
+              </w:rPr>
+              <w:t xml:space="preserve">Onde fica a FK</w:t>
             </w:r>
           </w:p>
         </w:tc>
@@ -2946,317 +2764,131 @@
       <w:tr>
         <w:tc>
           <w:tcPr>
-            <w:tcW w:type="dxa" w:w="2410"/>
-            <w:tcBorders>
-              <w:top w:val="single" w:color="AAAAAA" w:sz="4"/>
-              <w:left w:val="single" w:color="AAAAAA" w:sz="4"/>
-              <w:bottom w:val="single" w:color="AAAAAA" w:sz="4"/>
-              <w:right w:val="single" w:color="AAAAAA" w:sz="4"/>
-            </w:tcBorders>
-            <w:tcMar>
-              <w:top w:type="dxa" w:w="80"/>
-              <w:left w:type="dxa" w:w="120"/>
-              <w:bottom w:type="dxa" w:w="80"/>
-              <w:right w:type="dxa" w:w="120"/>
-            </w:tcMar>
-          </w:tcPr>
-          <w:p>
-            <w:r>
-              <w:rPr>
-                <w:sz w:val="20"/>
-                <w:szCs w:val="20"/>
-              </w:rPr>
-              <w:t xml:space="preserve">R01</w:t>
-            </w:r>
-          </w:p>
-        </w:tc>
-        <w:tc>
-          <w:tcPr>
-            <w:tcW w:type="dxa" w:w="2410"/>
-            <w:tcBorders>
-              <w:top w:val="single" w:color="AAAAAA" w:sz="4"/>
-              <w:left w:val="single" w:color="AAAAAA" w:sz="4"/>
-              <w:bottom w:val="single" w:color="AAAAAA" w:sz="4"/>
-              <w:right w:val="single" w:color="AAAAAA" w:sz="4"/>
-            </w:tcBorders>
-            <w:tcMar>
-              <w:top w:type="dxa" w:w="80"/>
-              <w:left w:type="dxa" w:w="120"/>
-              <w:bottom w:type="dxa" w:w="80"/>
-              <w:right w:type="dxa" w:w="120"/>
-            </w:tcMar>
-          </w:tcPr>
-          <w:p>
-            <w:r>
-              <w:rPr>
-                <w:sz w:val="20"/>
-                <w:szCs w:val="20"/>
-              </w:rPr>
-              <w:t xml:space="preserve">Centro</w:t>
-            </w:r>
-          </w:p>
-        </w:tc>
-        <w:tc>
-          <w:tcPr>
-            <w:tcW w:type="dxa" w:w="2409"/>
-            <w:tcBorders>
-              <w:top w:val="single" w:color="AAAAAA" w:sz="4"/>
-              <w:left w:val="single" w:color="AAAAAA" w:sz="4"/>
-              <w:bottom w:val="single" w:color="AAAAAA" w:sz="4"/>
-              <w:right w:val="single" w:color="AAAAAA" w:sz="4"/>
-            </w:tcBorders>
-            <w:tcMar>
-              <w:top w:type="dxa" w:w="80"/>
-              <w:left w:type="dxa" w:w="120"/>
-              <w:bottom w:type="dxa" w:w="80"/>
-              <w:right w:type="dxa" w:w="120"/>
-            </w:tcMar>
-          </w:tcPr>
-          <w:p>
-            <w:r>
-              <w:rPr>
-                <w:sz w:val="20"/>
-                <w:szCs w:val="20"/>
-              </w:rPr>
-              <w:t xml:space="preserve">Centro da vila</w:t>
-            </w:r>
-          </w:p>
-        </w:tc>
-        <w:tc>
-          <w:tcPr>
-            <w:tcW w:type="dxa" w:w="2409"/>
-            <w:tcBorders>
-              <w:top w:val="single" w:color="AAAAAA" w:sz="4"/>
-              <w:left w:val="single" w:color="AAAAAA" w:sz="4"/>
-              <w:bottom w:val="single" w:color="AAAAAA" w:sz="4"/>
-              <w:right w:val="single" w:color="AAAAAA" w:sz="4"/>
-            </w:tcBorders>
-            <w:tcMar>
-              <w:top w:type="dxa" w:w="80"/>
-              <w:left w:type="dxa" w:w="120"/>
-              <w:bottom w:type="dxa" w:w="80"/>
-              <w:right w:type="dxa" w:w="120"/>
-            </w:tcMar>
-          </w:tcPr>
-          <w:p>
-            <w:r>
-              <w:rPr>
-                <w:sz w:val="20"/>
-                <w:szCs w:val="20"/>
-              </w:rPr>
-              <w:t xml:space="preserve">7</w:t>
-            </w:r>
-          </w:p>
-        </w:tc>
-      </w:tr>
-      <w:tr>
-        <w:tc>
-          <w:tcPr>
-            <w:tcW w:type="dxa" w:w="2410"/>
-            <w:tcBorders>
-              <w:top w:val="single" w:color="AAAAAA" w:sz="4"/>
-              <w:left w:val="single" w:color="AAAAAA" w:sz="4"/>
-              <w:bottom w:val="single" w:color="AAAAAA" w:sz="4"/>
-              <w:right w:val="single" w:color="AAAAAA" w:sz="4"/>
-            </w:tcBorders>
-            <w:tcMar>
-              <w:top w:type="dxa" w:w="80"/>
-              <w:left w:type="dxa" w:w="120"/>
-              <w:bottom w:type="dxa" w:w="80"/>
-              <w:right w:type="dxa" w:w="120"/>
-            </w:tcMar>
-          </w:tcPr>
-          <w:p>
-            <w:r>
-              <w:rPr>
-                <w:sz w:val="20"/>
-                <w:szCs w:val="20"/>
-              </w:rPr>
-              <w:t xml:space="preserve">R02</w:t>
-            </w:r>
-          </w:p>
-        </w:tc>
-        <w:tc>
-          <w:tcPr>
-            <w:tcW w:type="dxa" w:w="2410"/>
-            <w:tcBorders>
-              <w:top w:val="single" w:color="AAAAAA" w:sz="4"/>
-              <w:left w:val="single" w:color="AAAAAA" w:sz="4"/>
-              <w:bottom w:val="single" w:color="AAAAAA" w:sz="4"/>
-              <w:right w:val="single" w:color="AAAAAA" w:sz="4"/>
-            </w:tcBorders>
-            <w:tcMar>
-              <w:top w:type="dxa" w:w="80"/>
-              <w:left w:type="dxa" w:w="120"/>
-              <w:bottom w:type="dxa" w:w="80"/>
-              <w:right w:type="dxa" w:w="120"/>
-            </w:tcMar>
-          </w:tcPr>
-          <w:p>
-            <w:r>
-              <w:rPr>
-                <w:sz w:val="20"/>
-                <w:szCs w:val="20"/>
-              </w:rPr>
-              <w:t xml:space="preserve">Norte</w:t>
-            </w:r>
-          </w:p>
-        </w:tc>
-        <w:tc>
-          <w:tcPr>
-            <w:tcW w:type="dxa" w:w="2409"/>
-            <w:tcBorders>
-              <w:top w:val="single" w:color="AAAAAA" w:sz="4"/>
-              <w:left w:val="single" w:color="AAAAAA" w:sz="4"/>
-              <w:bottom w:val="single" w:color="AAAAAA" w:sz="4"/>
-              <w:right w:val="single" w:color="AAAAAA" w:sz="4"/>
-            </w:tcBorders>
-            <w:tcMar>
-              <w:top w:type="dxa" w:w="80"/>
-              <w:left w:type="dxa" w:w="120"/>
-              <w:bottom w:type="dxa" w:w="80"/>
-              <w:right w:type="dxa" w:w="120"/>
-            </w:tcMar>
-          </w:tcPr>
-          <w:p>
-            <w:r>
-              <w:rPr>
-                <w:sz w:val="20"/>
-                <w:szCs w:val="20"/>
-              </w:rPr>
-              <w:t xml:space="preserve">Zona norte</w:t>
-            </w:r>
-          </w:p>
-        </w:tc>
-        <w:tc>
-          <w:tcPr>
-            <w:tcW w:type="dxa" w:w="2409"/>
-            <w:tcBorders>
-              <w:top w:val="single" w:color="AAAAAA" w:sz="4"/>
-              <w:left w:val="single" w:color="AAAAAA" w:sz="4"/>
-              <w:bottom w:val="single" w:color="AAAAAA" w:sz="4"/>
-              <w:right w:val="single" w:color="AAAAAA" w:sz="4"/>
-            </w:tcBorders>
-            <w:tcMar>
-              <w:top w:type="dxa" w:w="80"/>
-              <w:left w:type="dxa" w:w="120"/>
-              <w:bottom w:type="dxa" w:w="80"/>
-              <w:right w:type="dxa" w:w="120"/>
-            </w:tcMar>
-          </w:tcPr>
-          <w:p>
-            <w:r>
-              <w:rPr>
-                <w:sz w:val="20"/>
-                <w:szCs w:val="20"/>
-              </w:rPr>
-              <w:t xml:space="preserve">7</w:t>
-            </w:r>
-          </w:p>
-        </w:tc>
-      </w:tr>
-      <w:tr>
-        <w:tc>
-          <w:tcPr>
-            <w:tcW w:type="dxa" w:w="2410"/>
-            <w:tcBorders>
-              <w:top w:val="single" w:color="AAAAAA" w:sz="4"/>
-              <w:left w:val="single" w:color="AAAAAA" w:sz="4"/>
-              <w:bottom w:val="single" w:color="AAAAAA" w:sz="4"/>
-              <w:right w:val="single" w:color="AAAAAA" w:sz="4"/>
-            </w:tcBorders>
-            <w:tcMar>
-              <w:top w:type="dxa" w:w="80"/>
-              <w:left w:type="dxa" w:w="120"/>
-              <w:bottom w:type="dxa" w:w="80"/>
-              <w:right w:type="dxa" w:w="120"/>
-            </w:tcMar>
-          </w:tcPr>
-          <w:p>
-            <w:r>
-              <w:rPr>
-                <w:sz w:val="20"/>
-                <w:szCs w:val="20"/>
-              </w:rPr>
-              <w:t xml:space="preserve">R03</w:t>
-            </w:r>
-          </w:p>
-        </w:tc>
-        <w:tc>
-          <w:tcPr>
-            <w:tcW w:type="dxa" w:w="2410"/>
-            <w:tcBorders>
-              <w:top w:val="single" w:color="AAAAAA" w:sz="4"/>
-              <w:left w:val="single" w:color="AAAAAA" w:sz="4"/>
-              <w:bottom w:val="single" w:color="AAAAAA" w:sz="4"/>
-              <w:right w:val="single" w:color="AAAAAA" w:sz="4"/>
-            </w:tcBorders>
-            <w:tcMar>
-              <w:top w:type="dxa" w:w="80"/>
-              <w:left w:type="dxa" w:w="120"/>
-              <w:bottom w:type="dxa" w:w="80"/>
-              <w:right w:type="dxa" w:w="120"/>
-            </w:tcMar>
-          </w:tcPr>
-          <w:p>
-            <w:r>
-              <w:rPr>
-                <w:sz w:val="20"/>
-                <w:szCs w:val="20"/>
-              </w:rPr>
-              <w:t xml:space="preserve">Sul</w:t>
-            </w:r>
-          </w:p>
-        </w:tc>
-        <w:tc>
-          <w:tcPr>
-            <w:tcW w:type="dxa" w:w="2409"/>
-            <w:tcBorders>
-              <w:top w:val="single" w:color="AAAAAA" w:sz="4"/>
-              <w:left w:val="single" w:color="AAAAAA" w:sz="4"/>
-              <w:bottom w:val="single" w:color="AAAAAA" w:sz="4"/>
-              <w:right w:val="single" w:color="AAAAAA" w:sz="4"/>
-            </w:tcBorders>
-            <w:tcMar>
-              <w:top w:type="dxa" w:w="80"/>
-              <w:left w:type="dxa" w:w="120"/>
-              <w:bottom w:type="dxa" w:w="80"/>
-              <w:right w:type="dxa" w:w="120"/>
-            </w:tcMar>
-          </w:tcPr>
-          <w:p>
-            <w:r>
-              <w:rPr>
-                <w:sz w:val="20"/>
-                <w:szCs w:val="20"/>
-              </w:rPr>
-              <w:t xml:space="preserve">Zona sul</w:t>
-            </w:r>
-          </w:p>
-        </w:tc>
-        <w:tc>
-          <w:tcPr>
-            <w:tcW w:type="dxa" w:w="2409"/>
-            <w:tcBorders>
-              <w:top w:val="single" w:color="AAAAAA" w:sz="4"/>
-              <w:left w:val="single" w:color="AAAAAA" w:sz="4"/>
-              <w:bottom w:val="single" w:color="AAAAAA" w:sz="4"/>
-              <w:right w:val="single" w:color="AAAAAA" w:sz="4"/>
-            </w:tcBorders>
-            <w:tcMar>
-              <w:top w:type="dxa" w:w="80"/>
-              <w:left w:type="dxa" w:w="120"/>
-              <w:bottom w:type="dxa" w:w="80"/>
-              <w:right w:type="dxa" w:w="120"/>
-            </w:tcMar>
-          </w:tcPr>
-          <w:p>
-            <w:r>
-              <w:rPr>
-                <w:sz w:val="20"/>
-                <w:szCs w:val="20"/>
-              </w:rPr>
-              <w:t xml:space="preserve">9</w:t>
+            <w:tcW w:type="dxa" w:w="1600"/>
+            <w:tcBorders>
+              <w:top w:val="single" w:color="AAAAAA" w:sz="4"/>
+              <w:left w:val="single" w:color="AAAAAA" w:sz="4"/>
+              <w:bottom w:val="single" w:color="AAAAAA" w:sz="4"/>
+              <w:right w:val="single" w:color="AAAAAA" w:sz="4"/>
+            </w:tcBorders>
+            <w:tcMar>
+              <w:top w:type="dxa" w:w="80"/>
+              <w:left w:type="dxa" w:w="120"/>
+              <w:bottom w:type="dxa" w:w="80"/>
+              <w:right w:type="dxa" w:w="120"/>
+            </w:tcMar>
+          </w:tcPr>
+          <w:p>
+            <w:r>
+              <w:rPr>
+                <w:sz w:val="20"/>
+                <w:szCs w:val="20"/>
+              </w:rPr>
+              <w:t xml:space="preserve">1:N</w:t>
+            </w:r>
+          </w:p>
+        </w:tc>
+        <w:tc>
+          <w:tcPr>
+            <w:tcW w:type="dxa" w:w="2600"/>
+            <w:tcBorders>
+              <w:top w:val="single" w:color="AAAAAA" w:sz="4"/>
+              <w:left w:val="single" w:color="AAAAAA" w:sz="4"/>
+              <w:bottom w:val="single" w:color="AAAAAA" w:sz="4"/>
+              <w:right w:val="single" w:color="AAAAAA" w:sz="4"/>
+            </w:tcBorders>
+            <w:tcMar>
+              <w:top w:type="dxa" w:w="80"/>
+              <w:left w:type="dxa" w:w="120"/>
+              <w:bottom w:type="dxa" w:w="80"/>
+              <w:right w:type="dxa" w:w="120"/>
+            </w:tcMar>
+          </w:tcPr>
+          <w:p>
+            <w:r>
+              <w:rPr>
+                <w:sz w:val="20"/>
+                <w:szCs w:val="20"/>
+              </w:rPr>
+              <w:t xml:space="preserve">Obrig. na Rota; não obrig. no Voluntário</w:t>
+            </w:r>
+          </w:p>
+        </w:tc>
+        <w:tc>
+          <w:tcPr>
+            <w:tcW w:type="dxa" w:w="1600"/>
+            <w:tcBorders>
+              <w:top w:val="single" w:color="AAAAAA" w:sz="4"/>
+              <w:left w:val="single" w:color="AAAAAA" w:sz="4"/>
+              <w:bottom w:val="single" w:color="AAAAAA" w:sz="4"/>
+              <w:right w:val="single" w:color="AAAAAA" w:sz="4"/>
+            </w:tcBorders>
+            <w:tcMar>
+              <w:top w:type="dxa" w:w="80"/>
+              <w:left w:type="dxa" w:w="120"/>
+              <w:bottom w:type="dxa" w:w="80"/>
+              <w:right w:type="dxa" w:w="120"/>
+            </w:tcMar>
+          </w:tcPr>
+          <w:p>
+            <w:r>
+              <w:rPr>
+                <w:sz w:val="20"/>
+                <w:szCs w:val="20"/>
+              </w:rPr>
+              <w:t xml:space="preserve">Regra 4</w:t>
+            </w:r>
+          </w:p>
+        </w:tc>
+        <w:tc>
+          <w:tcPr>
+            <w:tcW w:type="dxa" w:w="1400"/>
+            <w:tcBorders>
+              <w:top w:val="single" w:color="AAAAAA" w:sz="4"/>
+              <w:left w:val="single" w:color="AAAAAA" w:sz="4"/>
+              <w:bottom w:val="single" w:color="AAAAAA" w:sz="4"/>
+              <w:right w:val="single" w:color="AAAAAA" w:sz="4"/>
+            </w:tcBorders>
+            <w:tcMar>
+              <w:top w:type="dxa" w:w="80"/>
+              <w:left w:type="dxa" w:w="120"/>
+              <w:bottom w:type="dxa" w:w="80"/>
+              <w:right w:type="dxa" w:w="120"/>
+            </w:tcMar>
+          </w:tcPr>
+          <w:p>
+            <w:r>
+              <w:rPr>
+                <w:sz w:val="20"/>
+                <w:szCs w:val="20"/>
+              </w:rPr>
+              <w:t xml:space="preserve">2</w:t>
+            </w:r>
+          </w:p>
+        </w:tc>
+        <w:tc>
+          <w:tcPr>
+            <w:tcW w:type="dxa" w:w="2438"/>
+            <w:tcBorders>
+              <w:top w:val="single" w:color="AAAAAA" w:sz="4"/>
+              <w:left w:val="single" w:color="AAAAAA" w:sz="4"/>
+              <w:bottom w:val="single" w:color="AAAAAA" w:sz="4"/>
+              <w:right w:val="single" w:color="AAAAAA" w:sz="4"/>
+            </w:tcBorders>
+            <w:tcMar>
+              <w:top w:type="dxa" w:w="80"/>
+              <w:left w:type="dxa" w:w="120"/>
+              <w:bottom w:type="dxa" w:w="80"/>
+              <w:right w:type="dxa" w:w="120"/>
+            </w:tcMar>
+          </w:tcPr>
+          <w:p>
+            <w:r>
+              <w:rPr>
+                <w:sz w:val="20"/>
+                <w:szCs w:val="20"/>
+              </w:rPr>
+              <w:t xml:space="preserve">PK codVoluntario → FK na Rota</w:t>
             </w:r>
           </w:p>
         </w:tc>
@@ -3264,15 +2896,15 @@
     </w:tbl>
     <w:p>
       <w:pPr>
+        <w:spacing w:after="120"/>
+      </w:pPr>
+      <w:r>
+        <w:t xml:space="preserve"/>
+      </w:r>
+    </w:p>
+    <w:p>
+      <w:pPr>
         <w:spacing w:after="80"/>
-      </w:pPr>
-      <w:r>
-        <w:t xml:space="preserve"/>
-      </w:r>
-    </w:p>
-    <w:p>
-      <w:pPr>
-        <w:spacing w:after="60"/>
       </w:pPr>
       <w:r>
         <w:rPr>
@@ -3281,73 +2913,43 @@
           <w:sz w:val="20"/>
           <w:szCs w:val="20"/>
         </w:rPr>
-        <w:t xml:space="preserve">Passo B — Observação: </w:t>
-      </w:r>
+        <w:t xml:space="preserve">Aplicação (tabelas resultantes):</w:t>
+      </w:r>
+    </w:p>
+    <w:p>
+      <w:pPr>
+        <w:spacing w:after="60"/>
+      </w:pPr>
       <w:r>
         <w:rPr>
-          <w:sz w:val="20"/>
-          <w:szCs w:val="20"/>
-        </w:rPr>
-        <w:t xml:space="preserve">☐  Há NULLs?     </w:t>
-      </w:r>
-      <w:r>
-        <w:rPr>
-          <w:sz w:val="20"/>
-          <w:szCs w:val="20"/>
-        </w:rPr>
-        <w:t xml:space="preserve">☐  Há repetições?</w:t>
-      </w:r>
-    </w:p>
-    <w:p>
-      <w:pPr>
-        <w:spacing w:after="60"/>
-      </w:pPr>
-      <w:r>
-        <w:rPr>
-          <w:b/>
-          <w:bCs/>
-          <w:sz w:val="20"/>
-          <w:szCs w:val="20"/>
-        </w:rPr>
-        <w:t xml:space="preserve">Passo C — Decisão: </w:t>
-      </w:r>
-      <w:r>
-        <w:rPr>
-          <w:sz w:val="20"/>
-          <w:szCs w:val="20"/>
-        </w:rPr>
-        <w:t xml:space="preserve">☑  Fica assim (2 tabelas)     </w:t>
-      </w:r>
-      <w:r>
-        <w:rPr>
-          <w:sz w:val="20"/>
-          <w:szCs w:val="20"/>
-        </w:rPr>
-        <w:t xml:space="preserve">☐  Criar tabela associativa: — (3 tabelas)</w:t>
-      </w:r>
-    </w:p>
-    <w:p>
-      <w:pPr>
-        <w:spacing w:after="200"/>
-      </w:pPr>
-      <w:r>
-        <w:rPr>
-          <w:b/>
-          <w:bCs/>
-          <w:sz w:val="20"/>
-          <w:szCs w:val="20"/>
-        </w:rPr>
-        <w:t xml:space="preserve">Passo D — Regra aplicada: </w:t>
-      </w:r>
-      <w:r>
-        <w:rPr>
-          <w:b/>
-          <w:bCs/>
+          <w:rFonts w:ascii="Consolas" w:cs="Consolas" w:eastAsia="Consolas" w:hAnsi="Consolas"/>
           <w:color w:val="1F3864"/>
           <w:sz w:val="20"/>
           <w:szCs w:val="20"/>
         </w:rPr>
-        <w:t xml:space="preserve">Regra 4</w:t>
+        <w:t xml:space="preserve">Voluntario(codVoluntario, nome, telefone, ...)</w:t>
+      </w:r>
+    </w:p>
+    <w:p>
+      <w:pPr>
+        <w:spacing w:after="60"/>
+      </w:pPr>
+      <w:r>
+        <w:rPr>
+          <w:rFonts w:ascii="Consolas" w:cs="Consolas" w:eastAsia="Consolas" w:hAnsi="Consolas"/>
+          <w:color w:val="1F3864"/>
+          <w:sz w:val="20"/>
+          <w:szCs w:val="20"/>
+        </w:rPr>
+        <w:t xml:space="preserve">Rota(codRota, nome, zona, distanciaKm, #codVoluntario)</w:t>
+      </w:r>
+    </w:p>
+    <w:p>
+      <w:pPr>
+        <w:spacing w:after="120"/>
+      </w:pPr>
+      <w:r>
+        <w:t xml:space="preserve"/>
       </w:r>
     </w:p>
     <w:p>

--- a/docs/er/worksheets/worksheet-guiado-3-refeicoes-solucao.docx
+++ b/docs/er/worksheets/worksheet-guiado-3-refeicoes-solucao.docx
@@ -2532,27 +2532,18 @@
           <w:sz w:val="20"/>
           <w:szCs w:val="20"/>
         </w:rPr>
-        <w:t xml:space="preserve">Utente(codUtente, nome, morada, ...)</w:t>
-      </w:r>
-    </w:p>
-    <w:p>
-      <w:pPr>
-        <w:spacing w:after="60"/>
-      </w:pPr>
+        <w:t xml:space="preserve">UTENTE (</w:t>
+      </w:r>
       <w:r>
         <w:rPr>
           <w:rFonts w:ascii="Consolas" w:cs="Consolas" w:eastAsia="Consolas" w:hAnsi="Consolas"/>
           <w:color w:val="1F3864"/>
           <w:sz w:val="20"/>
           <w:szCs w:val="20"/>
-        </w:rPr>
-        <w:t xml:space="preserve">Refeicao(codRefeicao, data, tipo, ementa, calorias)</w:t>
-      </w:r>
-    </w:p>
-    <w:p>
-      <w:pPr>
-        <w:spacing w:after="60"/>
-      </w:pPr>
+          <w:u w:val="single"/>
+        </w:rPr>
+        <w:t xml:space="preserve">codUtente</w:t>
+      </w:r>
       <w:r>
         <w:rPr>
           <w:rFonts w:ascii="Consolas" w:cs="Consolas" w:eastAsia="Consolas" w:hAnsi="Consolas"/>
@@ -2560,7 +2551,92 @@
           <w:sz w:val="20"/>
           <w:szCs w:val="20"/>
         </w:rPr>
-        <w:t xml:space="preserve">Entrega(#codUtente, #codRefeicao, horaEntrega, observacoes)</w:t>
+        <w:t xml:space="preserve">, nome, morada, ...)</w:t>
+      </w:r>
+    </w:p>
+    <w:p>
+      <w:pPr>
+        <w:spacing w:after="60"/>
+      </w:pPr>
+      <w:r>
+        <w:rPr>
+          <w:rFonts w:ascii="Consolas" w:cs="Consolas" w:eastAsia="Consolas" w:hAnsi="Consolas"/>
+          <w:color w:val="1F3864"/>
+          <w:sz w:val="20"/>
+          <w:szCs w:val="20"/>
+        </w:rPr>
+        <w:t xml:space="preserve">REFEICAO (</w:t>
+      </w:r>
+      <w:r>
+        <w:rPr>
+          <w:rFonts w:ascii="Consolas" w:cs="Consolas" w:eastAsia="Consolas" w:hAnsi="Consolas"/>
+          <w:color w:val="1F3864"/>
+          <w:sz w:val="20"/>
+          <w:szCs w:val="20"/>
+          <w:u w:val="single"/>
+        </w:rPr>
+        <w:t xml:space="preserve">codRefeicao</w:t>
+      </w:r>
+      <w:r>
+        <w:rPr>
+          <w:rFonts w:ascii="Consolas" w:cs="Consolas" w:eastAsia="Consolas" w:hAnsi="Consolas"/>
+          <w:color w:val="1F3864"/>
+          <w:sz w:val="20"/>
+          <w:szCs w:val="20"/>
+        </w:rPr>
+        <w:t xml:space="preserve">, data, tipo, ementa, calorias)</w:t>
+      </w:r>
+    </w:p>
+    <w:p>
+      <w:pPr>
+        <w:spacing w:after="60"/>
+      </w:pPr>
+      <w:r>
+        <w:rPr>
+          <w:rFonts w:ascii="Consolas" w:cs="Consolas" w:eastAsia="Consolas" w:hAnsi="Consolas"/>
+          <w:color w:val="1F3864"/>
+          <w:sz w:val="20"/>
+          <w:szCs w:val="20"/>
+        </w:rPr>
+        <w:t xml:space="preserve">ENTREGA (</w:t>
+      </w:r>
+      <w:r>
+        <w:rPr>
+          <w:rFonts w:ascii="Consolas" w:cs="Consolas" w:eastAsia="Consolas" w:hAnsi="Consolas"/>
+          <w:color w:val="1F3864"/>
+          <w:sz w:val="20"/>
+          <w:szCs w:val="20"/>
+          <w:u w:val="single"/>
+        </w:rPr>
+        <w:t xml:space="preserve">codUtente</w:t>
+      </w:r>
+      <w:r>
+        <w:rPr>
+          <w:rFonts w:ascii="Consolas" w:cs="Consolas" w:eastAsia="Consolas" w:hAnsi="Consolas"/>
+          <w:color w:val="1F3864"/>
+          <w:sz w:val="20"/>
+          <w:szCs w:val="20"/>
+        </w:rPr>
+        <w:t xml:space="preserve">, </w:t>
+      </w:r>
+      <w:r>
+        <w:rPr>
+          <w:rFonts w:ascii="Consolas" w:cs="Consolas" w:eastAsia="Consolas" w:hAnsi="Consolas"/>
+          <w:color w:val="1F3864"/>
+          <w:sz w:val="20"/>
+          <w:szCs w:val="20"/>
+          <w:u w:val="single"/>
+        </w:rPr>
+        <w:t xml:space="preserve">codRefeicao</w:t>
+      </w:r>
+      <w:r>
+        <w:rPr>
+          <w:rFonts w:ascii="Consolas" w:cs="Consolas" w:eastAsia="Consolas" w:hAnsi="Consolas"/>
+          <w:color w:val="1F3864"/>
+          <w:sz w:val="20"/>
+          <w:szCs w:val="20"/>
+        </w:rPr>
+        <w:t xml:space="preserve">, horaEntrega, observacoes)</w:t>
       </w:r>
     </w:p>
     <w:p>
@@ -2927,21 +3003,59 @@
           <w:sz w:val="20"/>
           <w:szCs w:val="20"/>
         </w:rPr>
-        <w:t xml:space="preserve">Voluntario(codVoluntario, nome, telefone, ...)</w:t>
-      </w:r>
-    </w:p>
-    <w:p>
-      <w:pPr>
-        <w:spacing w:after="60"/>
-      </w:pPr>
+        <w:t xml:space="preserve">VOLUNTARIO (</w:t>
+      </w:r>
       <w:r>
         <w:rPr>
           <w:rFonts w:ascii="Consolas" w:cs="Consolas" w:eastAsia="Consolas" w:hAnsi="Consolas"/>
           <w:color w:val="1F3864"/>
           <w:sz w:val="20"/>
           <w:szCs w:val="20"/>
-        </w:rPr>
-        <w:t xml:space="preserve">Rota(codRota, nome, zona, distanciaKm, #codVoluntario)</w:t>
+          <w:u w:val="single"/>
+        </w:rPr>
+        <w:t xml:space="preserve">codVoluntario</w:t>
+      </w:r>
+      <w:r>
+        <w:rPr>
+          <w:rFonts w:ascii="Consolas" w:cs="Consolas" w:eastAsia="Consolas" w:hAnsi="Consolas"/>
+          <w:color w:val="1F3864"/>
+          <w:sz w:val="20"/>
+          <w:szCs w:val="20"/>
+        </w:rPr>
+        <w:t xml:space="preserve">, nome, telefone, ...)</w:t>
+      </w:r>
+    </w:p>
+    <w:p>
+      <w:pPr>
+        <w:spacing w:after="60"/>
+      </w:pPr>
+      <w:r>
+        <w:rPr>
+          <w:rFonts w:ascii="Consolas" w:cs="Consolas" w:eastAsia="Consolas" w:hAnsi="Consolas"/>
+          <w:color w:val="1F3864"/>
+          <w:sz w:val="20"/>
+          <w:szCs w:val="20"/>
+        </w:rPr>
+        <w:t xml:space="preserve">ROTA (</w:t>
+      </w:r>
+      <w:r>
+        <w:rPr>
+          <w:rFonts w:ascii="Consolas" w:cs="Consolas" w:eastAsia="Consolas" w:hAnsi="Consolas"/>
+          <w:color w:val="1F3864"/>
+          <w:sz w:val="20"/>
+          <w:szCs w:val="20"/>
+          <w:u w:val="single"/>
+        </w:rPr>
+        <w:t xml:space="preserve">codRota</w:t>
+      </w:r>
+      <w:r>
+        <w:rPr>
+          <w:rFonts w:ascii="Consolas" w:cs="Consolas" w:eastAsia="Consolas" w:hAnsi="Consolas"/>
+          <w:color w:val="1F3864"/>
+          <w:sz w:val="20"/>
+          <w:szCs w:val="20"/>
+        </w:rPr>
+        <w:t xml:space="preserve">, nome, zona, distanciaKm, codVoluntario)</w:t>
       </w:r>
     </w:p>
     <w:p>
@@ -4234,27 +4348,18 @@
           <w:sz w:val="22"/>
           <w:szCs w:val="22"/>
         </w:rPr>
-        <w:t xml:space="preserve">Utente(codUtente, nome, morada, telefone, contactoEmergencia, restricoes)</w:t>
-      </w:r>
-    </w:p>
-    <w:p>
-      <w:pPr>
-        <w:spacing w:after="80"/>
-      </w:pPr>
+        <w:t xml:space="preserve">UTENTE (</w:t>
+      </w:r>
       <w:r>
         <w:rPr>
           <w:rFonts w:ascii="Consolas" w:cs="Consolas" w:eastAsia="Consolas" w:hAnsi="Consolas"/>
           <w:color w:val="1F3864"/>
           <w:sz w:val="22"/>
           <w:szCs w:val="22"/>
-        </w:rPr>
-        <w:t xml:space="preserve">Refeicao(codRefeicao, data, tipo, ementa, calorias)</w:t>
-      </w:r>
-    </w:p>
-    <w:p>
-      <w:pPr>
-        <w:spacing w:after="80"/>
-      </w:pPr>
+          <w:u w:val="single"/>
+        </w:rPr>
+        <w:t xml:space="preserve">codUtente</w:t>
+      </w:r>
       <w:r>
         <w:rPr>
           <w:rFonts w:ascii="Consolas" w:cs="Consolas" w:eastAsia="Consolas" w:hAnsi="Consolas"/>
@@ -4262,7 +4367,7 @@
           <w:sz w:val="22"/>
           <w:szCs w:val="22"/>
         </w:rPr>
-        <w:t xml:space="preserve">Voluntario(codVoluntario, nome, telefone, cartaConducao, disponibilidade)</w:t>
+        <w:t xml:space="preserve">, nome, morada, telefone, contactoEmergencia, restricoes)</w:t>
       </w:r>
     </w:p>
     <w:p>
@@ -4276,21 +4381,144 @@
           <w:sz w:val="22"/>
           <w:szCs w:val="22"/>
         </w:rPr>
-        <w:t xml:space="preserve">Rota(codRota, nome, zona, distanciaKm, #codVoluntario)</w:t>
-      </w:r>
-    </w:p>
-    <w:p>
-      <w:pPr>
-        <w:spacing w:after="80"/>
-      </w:pPr>
+        <w:t xml:space="preserve">REFEICAO (</w:t>
+      </w:r>
       <w:r>
         <w:rPr>
           <w:rFonts w:ascii="Consolas" w:cs="Consolas" w:eastAsia="Consolas" w:hAnsi="Consolas"/>
           <w:color w:val="1F3864"/>
           <w:sz w:val="22"/>
           <w:szCs w:val="22"/>
-        </w:rPr>
-        <w:t xml:space="preserve">Entrega(#codUtente, #codRefeicao, horaEntrega, observacoes)</w:t>
+          <w:u w:val="single"/>
+        </w:rPr>
+        <w:t xml:space="preserve">codRefeicao</w:t>
+      </w:r>
+      <w:r>
+        <w:rPr>
+          <w:rFonts w:ascii="Consolas" w:cs="Consolas" w:eastAsia="Consolas" w:hAnsi="Consolas"/>
+          <w:color w:val="1F3864"/>
+          <w:sz w:val="22"/>
+          <w:szCs w:val="22"/>
+        </w:rPr>
+        <w:t xml:space="preserve">, data, tipo, ementa, calorias)</w:t>
+      </w:r>
+    </w:p>
+    <w:p>
+      <w:pPr>
+        <w:spacing w:after="80"/>
+      </w:pPr>
+      <w:r>
+        <w:rPr>
+          <w:rFonts w:ascii="Consolas" w:cs="Consolas" w:eastAsia="Consolas" w:hAnsi="Consolas"/>
+          <w:color w:val="1F3864"/>
+          <w:sz w:val="22"/>
+          <w:szCs w:val="22"/>
+        </w:rPr>
+        <w:t xml:space="preserve">VOLUNTARIO (</w:t>
+      </w:r>
+      <w:r>
+        <w:rPr>
+          <w:rFonts w:ascii="Consolas" w:cs="Consolas" w:eastAsia="Consolas" w:hAnsi="Consolas"/>
+          <w:color w:val="1F3864"/>
+          <w:sz w:val="22"/>
+          <w:szCs w:val="22"/>
+          <w:u w:val="single"/>
+        </w:rPr>
+        <w:t xml:space="preserve">codVoluntario</w:t>
+      </w:r>
+      <w:r>
+        <w:rPr>
+          <w:rFonts w:ascii="Consolas" w:cs="Consolas" w:eastAsia="Consolas" w:hAnsi="Consolas"/>
+          <w:color w:val="1F3864"/>
+          <w:sz w:val="22"/>
+          <w:szCs w:val="22"/>
+        </w:rPr>
+        <w:t xml:space="preserve">, nome, telefone, cartaConducao, disponibilidade)</w:t>
+      </w:r>
+    </w:p>
+    <w:p>
+      <w:pPr>
+        <w:spacing w:after="80"/>
+      </w:pPr>
+      <w:r>
+        <w:rPr>
+          <w:rFonts w:ascii="Consolas" w:cs="Consolas" w:eastAsia="Consolas" w:hAnsi="Consolas"/>
+          <w:color w:val="1F3864"/>
+          <w:sz w:val="22"/>
+          <w:szCs w:val="22"/>
+        </w:rPr>
+        <w:t xml:space="preserve">ROTA (</w:t>
+      </w:r>
+      <w:r>
+        <w:rPr>
+          <w:rFonts w:ascii="Consolas" w:cs="Consolas" w:eastAsia="Consolas" w:hAnsi="Consolas"/>
+          <w:color w:val="1F3864"/>
+          <w:sz w:val="22"/>
+          <w:szCs w:val="22"/>
+          <w:u w:val="single"/>
+        </w:rPr>
+        <w:t xml:space="preserve">codRota</w:t>
+      </w:r>
+      <w:r>
+        <w:rPr>
+          <w:rFonts w:ascii="Consolas" w:cs="Consolas" w:eastAsia="Consolas" w:hAnsi="Consolas"/>
+          <w:color w:val="1F3864"/>
+          <w:sz w:val="22"/>
+          <w:szCs w:val="22"/>
+        </w:rPr>
+        <w:t xml:space="preserve">, nome, zona, distanciaKm, codVoluntario)</w:t>
+      </w:r>
+    </w:p>
+    <w:p>
+      <w:pPr>
+        <w:spacing w:after="80"/>
+      </w:pPr>
+      <w:r>
+        <w:rPr>
+          <w:rFonts w:ascii="Consolas" w:cs="Consolas" w:eastAsia="Consolas" w:hAnsi="Consolas"/>
+          <w:color w:val="1F3864"/>
+          <w:sz w:val="22"/>
+          <w:szCs w:val="22"/>
+        </w:rPr>
+        <w:t xml:space="preserve">ENTREGA (</w:t>
+      </w:r>
+      <w:r>
+        <w:rPr>
+          <w:rFonts w:ascii="Consolas" w:cs="Consolas" w:eastAsia="Consolas" w:hAnsi="Consolas"/>
+          <w:color w:val="1F3864"/>
+          <w:sz w:val="22"/>
+          <w:szCs w:val="22"/>
+          <w:u w:val="single"/>
+        </w:rPr>
+        <w:t xml:space="preserve">codUtente</w:t>
+      </w:r>
+      <w:r>
+        <w:rPr>
+          <w:rFonts w:ascii="Consolas" w:cs="Consolas" w:eastAsia="Consolas" w:hAnsi="Consolas"/>
+          <w:color w:val="1F3864"/>
+          <w:sz w:val="22"/>
+          <w:szCs w:val="22"/>
+        </w:rPr>
+        <w:t xml:space="preserve">, </w:t>
+      </w:r>
+      <w:r>
+        <w:rPr>
+          <w:rFonts w:ascii="Consolas" w:cs="Consolas" w:eastAsia="Consolas" w:hAnsi="Consolas"/>
+          <w:color w:val="1F3864"/>
+          <w:sz w:val="22"/>
+          <w:szCs w:val="22"/>
+          <w:u w:val="single"/>
+        </w:rPr>
+        <w:t xml:space="preserve">codRefeicao</w:t>
+      </w:r>
+      <w:r>
+        <w:rPr>
+          <w:rFonts w:ascii="Consolas" w:cs="Consolas" w:eastAsia="Consolas" w:hAnsi="Consolas"/>
+          <w:color w:val="1F3864"/>
+          <w:sz w:val="22"/>
+          <w:szCs w:val="22"/>
+        </w:rPr>
+        <w:t xml:space="preserve">, horaEntrega, observacoes)</w:t>
       </w:r>
     </w:p>
     <w:p>

--- a/docs/er/worksheets/worksheet-guiado-3-refeicoes-solucao.docx
+++ b/docs/er/worksheets/worksheet-guiado-3-refeicoes-solucao.docx
@@ -3055,7 +3055,7 @@
           <w:sz w:val="20"/>
           <w:szCs w:val="20"/>
         </w:rPr>
-        <w:t xml:space="preserve">, nome, zona, distanciaKm, codVoluntario)</w:t>
+        <w:t xml:space="preserve">, nome, zona, distanciaKm, FK_codVoluntario)</w:t>
       </w:r>
     </w:p>
     <w:p>
@@ -4466,7 +4466,7 @@
           <w:sz w:val="22"/>
           <w:szCs w:val="22"/>
         </w:rPr>
-        <w:t xml:space="preserve">, nome, zona, distanciaKm, codVoluntario)</w:t>
+        <w:t xml:space="preserve">, nome, zona, distanciaKm, FK_codVoluntario)</w:t>
       </w:r>
     </w:p>
     <w:p>
